--- a/Articles/2026/4_Blender_Tips_and_Tricks/10_Naming_the_Bones_of_the_Armature/10 Naming the Bones of the Armature.docx
+++ b/Articles/2026/4_Blender_Tips_and_Tricks/10_Naming_the_Bones_of_the_Armature/10 Naming the Bones of the Armature.docx
@@ -15,6 +15,73 @@
         <w:t>11/9/2026</w:t>
       </w:r>
     </w:p>
+    <w:p>
+      <w:r>
+        <w:rPr>
+          <w:noProof/>
+        </w:rPr>
+        <w:drawing>
+          <wp:inline distT="0" distB="0" distL="0" distR="0" wp14:anchorId="548AF757" wp14:editId="0EA32BEA">
+            <wp:extent cx="3585510" cy="3200400"/>
+            <wp:effectExtent l="76200" t="76200" r="129540" b="133350"/>
+            <wp:docPr id="311105429" name="Picture 2"/>
+            <wp:cNvGraphicFramePr>
+              <a:graphicFrameLocks xmlns:a="http://schemas.openxmlformats.org/drawingml/2006/main" noChangeAspect="1"/>
+            </wp:cNvGraphicFramePr>
+            <a:graphic xmlns:a="http://schemas.openxmlformats.org/drawingml/2006/main">
+              <a:graphicData uri="http://schemas.openxmlformats.org/drawingml/2006/picture">
+                <pic:pic xmlns:pic="http://schemas.openxmlformats.org/drawingml/2006/picture">
+                  <pic:nvPicPr>
+                    <pic:cNvPr id="0" name="Picture 1"/>
+                    <pic:cNvPicPr>
+                      <a:picLocks noChangeAspect="1" noChangeArrowheads="1"/>
+                    </pic:cNvPicPr>
+                  </pic:nvPicPr>
+                  <pic:blipFill>
+                    <a:blip r:embed="rId5">
+                      <a:extLst>
+                        <a:ext uri="{28A0092B-C50C-407E-A947-70E740481C1C}">
+                          <a14:useLocalDpi xmlns:a14="http://schemas.microsoft.com/office/drawing/2010/main" val="0"/>
+                        </a:ext>
+                      </a:extLst>
+                    </a:blip>
+                    <a:srcRect/>
+                    <a:stretch>
+                      <a:fillRect/>
+                    </a:stretch>
+                  </pic:blipFill>
+                  <pic:spPr bwMode="auto">
+                    <a:xfrm>
+                      <a:off x="0" y="0"/>
+                      <a:ext cx="3590018" cy="3204424"/>
+                    </a:xfrm>
+                    <a:prstGeom prst="rect">
+                      <a:avLst/>
+                    </a:prstGeom>
+                    <a:ln w="38100" cap="sq">
+                      <a:solidFill>
+                        <a:srgbClr val="000000"/>
+                      </a:solidFill>
+                      <a:prstDash val="solid"/>
+                      <a:miter lim="800000"/>
+                    </a:ln>
+                    <a:effectLst>
+                      <a:outerShdw blurRad="50800" dist="38100" dir="2700000" algn="tl" rotWithShape="0">
+                        <a:srgbClr val="000000">
+                          <a:alpha val="43000"/>
+                        </a:srgbClr>
+                      </a:outerShdw>
+                    </a:effectLst>
+                  </pic:spPr>
+                </pic:pic>
+              </a:graphicData>
+            </a:graphic>
+          </wp:inline>
+        </w:drawing>
+      </w:r>
+    </w:p>
+    <w:p/>
+    <w:p/>
     <w:p>
       <w:r>
         <w:t xml:space="preserve">You can either name all the bones </w:t>
@@ -61,6 +128,7 @@
         <w:rPr>
           <w:noProof/>
         </w:rPr>
+        <w:lastRenderedPageBreak/>
         <w:drawing>
           <wp:inline distT="0" distB="0" distL="0" distR="0" wp14:anchorId="09EF71A9" wp14:editId="41E77AEE">
             <wp:extent cx="5578007" cy="3952875"/>
@@ -77,7 +145,7 @@
                     <pic:cNvPicPr/>
                   </pic:nvPicPr>
                   <pic:blipFill>
-                    <a:blip r:embed="rId5"/>
+                    <a:blip r:embed="rId6"/>
                     <a:stretch>
                       <a:fillRect/>
                     </a:stretch>
@@ -122,7 +190,6 @@
         <w:rPr>
           <w:noProof/>
         </w:rPr>
-        <w:lastRenderedPageBreak/>
         <w:drawing>
           <wp:inline distT="0" distB="0" distL="0" distR="0" wp14:anchorId="17A7B305" wp14:editId="7D690F99">
             <wp:extent cx="4591691" cy="2819794"/>
@@ -139,7 +206,7 @@
                     <pic:cNvPicPr/>
                   </pic:nvPicPr>
                   <pic:blipFill>
-                    <a:blip r:embed="rId6"/>
+                    <a:blip r:embed="rId7"/>
                     <a:stretch>
                       <a:fillRect/>
                     </a:stretch>
@@ -195,7 +262,7 @@
                     <pic:cNvPicPr/>
                   </pic:nvPicPr>
                   <pic:blipFill>
-                    <a:blip r:embed="rId7"/>
+                    <a:blip r:embed="rId8"/>
                     <a:stretch>
                       <a:fillRect/>
                     </a:stretch>
@@ -356,7 +423,7 @@
                     <pic:cNvPicPr/>
                   </pic:nvPicPr>
                   <pic:blipFill>
-                    <a:blip r:embed="rId8"/>
+                    <a:blip r:embed="rId9"/>
                     <a:stretch>
                       <a:fillRect/>
                     </a:stretch>
@@ -413,7 +480,7 @@
                     <pic:cNvPicPr/>
                   </pic:nvPicPr>
                   <pic:blipFill>
-                    <a:blip r:embed="rId9"/>
+                    <a:blip r:embed="rId10"/>
                     <a:stretch>
                       <a:fillRect/>
                     </a:stretch>
@@ -480,7 +547,7 @@
                     <pic:cNvPicPr/>
                   </pic:nvPicPr>
                   <pic:blipFill>
-                    <a:blip r:embed="rId10"/>
+                    <a:blip r:embed="rId11"/>
                     <a:stretch>
                       <a:fillRect/>
                     </a:stretch>
@@ -530,7 +597,7 @@
                     <pic:cNvPicPr/>
                   </pic:nvPicPr>
                   <pic:blipFill>
-                    <a:blip r:embed="rId11"/>
+                    <a:blip r:embed="rId12"/>
                     <a:stretch>
                       <a:fillRect/>
                     </a:stretch>
